--- a/courseware/LG-Agentic AI for Video Creation.docx
+++ b/courseware/LG-Agentic AI for Video Creation.docx
@@ -1044,7 +1044,7 @@
         </w:rPr>
         <w:t>Quick Command Reference</w:t>
         <w:tab/>
-        <w:t>45</w:t>
+        <w:t>44</w:t>
       </w:r>
     </w:p>
     <w:p>
@@ -1062,7 +1062,7 @@
         </w:rPr>
         <w:t>Glossary</w:t>
         <w:tab/>
-        <w:t>46</w:t>
+        <w:t>45</w:t>
       </w:r>
     </w:p>
     <w:p>
@@ -1080,7 +1080,7 @@
         </w:rPr>
         <w:t>References</w:t>
         <w:tab/>
-        <w:t>46</w:t>
+        <w:t>45</w:t>
       </w:r>
     </w:p>
     <w:p>
@@ -1098,7 +1098,7 @@
         </w:rPr>
         <w:t>Support</w:t>
         <w:tab/>
-        <w:t>47</w:t>
+        <w:t>46</w:t>
       </w:r>
     </w:p>
     <w:p>
@@ -1116,7 +1116,7 @@
         </w:rPr>
         <w:t>Assessment Flow</w:t>
         <w:tab/>
-        <w:t>47</w:t>
+        <w:t>46</w:t>
       </w:r>
       <w:r>
         <w:fldChar w:fldCharType="end"/>
@@ -15361,7 +15361,7 @@
         <w:rPr>
           <w:b w:val="0"/>
         </w:rPr>
-        <w:t xml:space="preserve">Slides 98–137 · LU3 · </w:t>
+        <w:t xml:space="preserve">Slides 98–136 · LU3 · </w:t>
       </w:r>
       <w:r>
         <w:rPr>
@@ -22272,131 +22272,6 @@
           <w:b w:val="0"/>
         </w:rPr>
         <w:t xml:space="preserve"> — Hermes: Flova skill, compliance review, remedies, a five-agent team, adoption.</w:t>
-      </w:r>
-    </w:p>
-    <w:p>
-      <w:pPr>
-        <w:pStyle w:val="Heading3"/>
-      </w:pPr>
-      <w:r>
-        <w:t>Practice Exam on Tertiary Exams</w:t>
-      </w:r>
-    </w:p>
-    <w:p>
-      <w:r>
-        <w:t>Tertiary Exams (exams.tertiaryinfotech.com) hosts practice exams. There is no video-editing exam yet; the Claude Certified Associate — Foundations practice exam is the closest match, covering prompting, output evaluation, workflow integration and responsible use of AI agents. It is optional and separate from the WSQ assessment.</w:t>
-      </w:r>
-    </w:p>
-    <w:p>
-      <w:r>
-        <w:t>exams.tertiaryinfotech.com/practice-exams/anthropic/anthropic-ccao-foundations</w:t>
-      </w:r>
-    </w:p>
-    <w:p>
-      <w:pPr>
-        <w:jc w:val="center"/>
-      </w:pPr>
-      <w:r>
-        <w:drawing>
-          <wp:inline xmlns:a="http://schemas.openxmlformats.org/drawingml/2006/main" xmlns:pic="http://schemas.openxmlformats.org/drawingml/2006/picture">
-            <wp:extent cx="5120640" cy="3200400"/>
-            <wp:docPr id="12" name="Picture 12"/>
-            <wp:cNvGraphicFramePr>
-              <a:graphicFrameLocks noChangeAspect="1"/>
-            </wp:cNvGraphicFramePr>
-            <a:graphic>
-              <a:graphicData uri="http://schemas.openxmlformats.org/drawingml/2006/picture">
-                <pic:pic>
-                  <pic:nvPicPr>
-                    <pic:cNvPr id="0" name="practice-exam.png"/>
-                    <pic:cNvPicPr/>
-                  </pic:nvPicPr>
-                  <pic:blipFill>
-                    <a:blip r:embed="rId21"/>
-                    <a:stretch>
-                      <a:fillRect/>
-                    </a:stretch>
-                  </pic:blipFill>
-                  <pic:spPr>
-                    <a:xfrm>
-                      <a:off x="0" y="0"/>
-                      <a:ext cx="5120640" cy="3200400"/>
-                    </a:xfrm>
-                    <a:prstGeom prst="rect"/>
-                  </pic:spPr>
-                </pic:pic>
-              </a:graphicData>
-            </a:graphic>
-          </wp:inline>
-        </w:drawing>
-      </w:r>
-    </w:p>
-    <w:p>
-      <w:pPr>
-        <w:pStyle w:val="ListBullet"/>
-      </w:pPr>
-      <w:r>
-        <w:rPr>
-          <w:b/>
-        </w:rPr>
-        <w:t>Related practice</w:t>
-      </w:r>
-      <w:r>
-        <w:rPr>
-          <w:b w:val="0"/>
-        </w:rPr>
-        <w:t xml:space="preserve"> — No video-editing exam is listed yet. CCAO-F practises the agent skills this course uses.</w:t>
-      </w:r>
-    </w:p>
-    <w:p>
-      <w:pPr>
-        <w:pStyle w:val="ListBullet"/>
-      </w:pPr>
-      <w:r>
-        <w:rPr>
-          <w:b/>
-        </w:rPr>
-        <w:t>What it covers</w:t>
-      </w:r>
-      <w:r>
-        <w:rPr>
-          <w:b w:val="0"/>
-        </w:rPr>
-        <w:t xml:space="preserve"> — Prompting, output evaluation, workflow integration and responsible use of AI.</w:t>
-      </w:r>
-    </w:p>
-    <w:p>
-      <w:pPr>
-        <w:pStyle w:val="ListBullet"/>
-      </w:pPr>
-      <w:r>
-        <w:rPr>
-          <w:b/>
-        </w:rPr>
-        <w:t>Practice or exam mode</w:t>
-      </w:r>
-      <w:r>
-        <w:rPr>
-          <w:b w:val="0"/>
-        </w:rPr>
-        <w:t xml:space="preserve"> — Explanations after each question, or a timed 120-minute mock.</w:t>
-      </w:r>
-    </w:p>
-    <w:p>
-      <w:pPr>
-        <w:pStyle w:val="ListBullet"/>
-      </w:pPr>
-      <w:r>
-        <w:rPr>
-          <w:b/>
-        </w:rPr>
-        <w:t>Free teaser</w:t>
-      </w:r>
-      <w:r>
-        <w:rPr>
-          <w:b w:val="0"/>
-        </w:rPr>
-        <w:t xml:space="preserve"> — Try ten questions free before you decide.</w:t>
       </w:r>
     </w:p>
     <w:p>
